--- a/縣府案件/21_114年度財務報告補充說明_函稿.docx
+++ b/縣府案件/21_114年度財務報告補充說明_函稿.docx
@@ -4,6 +4,19 @@
   <w:body>
     <w:p>
       <w:pPr>
+        <w:spacing w:after="120" w:line="300"/>
+      </w:pPr>
+      <w:r>
+        <w:rPr>
+          <w:rFonts w:ascii="Microsoft JhengHei" w:cs="Microsoft JhengHei" w:eastAsia="Microsoft JhengHei" w:hAnsi="Microsoft JhengHei"/>
+          <w:sz w:val="21"/>
+          <w:szCs w:val="21"/>
+        </w:rPr>
+        <w:t xml:space="preserve">【正　本】</w:t>
+      </w:r>
+    </w:p>
+    <w:p>
+      <w:pPr>
         <w:pStyle w:val="Heading1"/>
         <w:spacing w:after="100" w:before="240"/>
       </w:pPr>
@@ -13,46 +26,46 @@
           <w:sz w:val="32"/>
           <w:szCs w:val="32"/>
         </w:rPr>
-        <w:t xml:space="preserve">輕車悠遊股份有限公司 函</w:t>
-      </w:r>
-    </w:p>
-    <w:p>
-      <w:pPr>
-        <w:spacing w:after="120" w:line="300"/>
-      </w:pPr>
-      <w:r>
-        <w:rPr>
-          <w:rFonts w:ascii="Microsoft JhengHei" w:cs="Microsoft JhengHei" w:eastAsia="Microsoft JhengHei" w:hAnsi="Microsoft JhengHei"/>
-          <w:sz w:val="21"/>
-          <w:szCs w:val="21"/>
-        </w:rPr>
-        <w:t xml:space="preserve">地址:262 宜蘭縣礁溪鄉公園路 16 號(營運地點)</w:t>
-      </w:r>
-    </w:p>
-    <w:p>
-      <w:pPr>
-        <w:spacing w:after="120" w:line="300"/>
-      </w:pPr>
-      <w:r>
-        <w:rPr>
-          <w:rFonts w:ascii="Microsoft JhengHei" w:cs="Microsoft JhengHei" w:eastAsia="Microsoft JhengHei" w:hAnsi="Microsoft JhengHei"/>
-          <w:sz w:val="21"/>
-          <w:szCs w:val="21"/>
-        </w:rPr>
-        <w:t xml:space="preserve">承辦人:鄭玉屏(手機:0975-328-779)</w:t>
-      </w:r>
-    </w:p>
-    <w:p>
-      <w:pPr>
-        <w:spacing w:after="120" w:line="300"/>
-      </w:pPr>
-      <w:r>
-        <w:rPr>
-          <w:rFonts w:ascii="Microsoft JhengHei" w:cs="Microsoft JhengHei" w:eastAsia="Microsoft JhengHei" w:hAnsi="Microsoft JhengHei"/>
-          <w:sz w:val="21"/>
-          <w:szCs w:val="21"/>
-        </w:rPr>
-        <w:t xml:space="preserve">電話:03-987-6416</w:t>
+        <w:t xml:space="preserve">輕車悠遊股份有限公司　函</w:t>
+      </w:r>
+    </w:p>
+    <w:p>
+      <w:pPr>
+        <w:spacing w:after="120" w:line="300"/>
+      </w:pPr>
+      <w:r>
+        <w:rPr>
+          <w:rFonts w:ascii="Microsoft JhengHei" w:cs="Microsoft JhengHei" w:eastAsia="Microsoft JhengHei" w:hAnsi="Microsoft JhengHei"/>
+          <w:sz w:val="21"/>
+          <w:szCs w:val="21"/>
+        </w:rPr>
+        <w:t xml:space="preserve">地　　址:262宜蘭縣礁溪鄉公園路16號(營運地點)</w:t>
+      </w:r>
+    </w:p>
+    <w:p>
+      <w:pPr>
+        <w:spacing w:after="120" w:line="300"/>
+      </w:pPr>
+      <w:r>
+        <w:rPr>
+          <w:rFonts w:ascii="Microsoft JhengHei" w:cs="Microsoft JhengHei" w:eastAsia="Microsoft JhengHei" w:hAnsi="Microsoft JhengHei"/>
+          <w:sz w:val="21"/>
+          <w:szCs w:val="21"/>
+        </w:rPr>
+        <w:t xml:space="preserve">承 辦 人:鄭玉屏(手機:0975-328-779)</w:t>
+      </w:r>
+    </w:p>
+    <w:p>
+      <w:pPr>
+        <w:spacing w:after="120" w:line="300"/>
+      </w:pPr>
+      <w:r>
+        <w:rPr>
+          <w:rFonts w:ascii="Microsoft JhengHei" w:cs="Microsoft JhengHei" w:eastAsia="Microsoft JhengHei" w:hAnsi="Microsoft JhengHei"/>
+          <w:sz w:val="21"/>
+          <w:szCs w:val="21"/>
+        </w:rPr>
+        <w:t xml:space="preserve">電　　話:03 987 6416</w:t>
       </w:r>
     </w:p>
     <w:p>
@@ -128,33 +141,33 @@
           <w:sz w:val="21"/>
           <w:szCs w:val="21"/>
         </w:rPr>
-        <w:t xml:space="preserve">發文日期:中華民國 115 年 9 月【　】日</w:t>
-      </w:r>
-    </w:p>
-    <w:p>
-      <w:pPr>
-        <w:spacing w:after="120" w:line="300"/>
-      </w:pPr>
-      <w:r>
-        <w:rPr>
-          <w:rFonts w:ascii="Microsoft JhengHei" w:cs="Microsoft JhengHei" w:eastAsia="Microsoft JhengHei" w:hAnsi="Microsoft JhengHei"/>
-          <w:sz w:val="21"/>
-          <w:szCs w:val="21"/>
-        </w:rPr>
-        <w:t xml:space="preserve">發文字號:115 北輕字第 1150904001 號(發文前依實際發文日調整並確認字軌未重複)</w:t>
-      </w:r>
-    </w:p>
-    <w:p>
-      <w:pPr>
-        <w:spacing w:after="120" w:line="300"/>
-      </w:pPr>
-      <w:r>
-        <w:rPr>
-          <w:rFonts w:ascii="Microsoft JhengHei" w:cs="Microsoft JhengHei" w:eastAsia="Microsoft JhengHei" w:hAnsi="Microsoft JhengHei"/>
-          <w:sz w:val="21"/>
-          <w:szCs w:val="21"/>
-        </w:rPr>
-        <w:t xml:space="preserve">速別:普通件</w:t>
+        <w:t xml:space="preserve">發文日期:中華民國 115 年【　】月【　】日(實際發文日期)</w:t>
+      </w:r>
+    </w:p>
+    <w:p>
+      <w:pPr>
+        <w:spacing w:after="120" w:line="300"/>
+      </w:pPr>
+      <w:r>
+        <w:rPr>
+          <w:rFonts w:ascii="Microsoft JhengHei" w:cs="Microsoft JhengHei" w:eastAsia="Microsoft JhengHei" w:hAnsi="Microsoft JhengHei"/>
+          <w:sz w:val="21"/>
+          <w:szCs w:val="21"/>
+        </w:rPr>
+        <w:t xml:space="preserve">發文字號:115 北輕字第 115【　　】-1 號(依範本格式「年月日-當日序號」,以實際發文日填入,如 1150908-1)</w:t>
+      </w:r>
+    </w:p>
+    <w:p>
+      <w:pPr>
+        <w:spacing w:after="120" w:line="300"/>
+      </w:pPr>
+      <w:r>
+        <w:rPr>
+          <w:rFonts w:ascii="Microsoft JhengHei" w:cs="Microsoft JhengHei" w:eastAsia="Microsoft JhengHei" w:hAnsi="Microsoft JhengHei"/>
+          <w:sz w:val="21"/>
+          <w:szCs w:val="21"/>
+        </w:rPr>
+        <w:t xml:space="preserve">速　　別:普通件</w:t>
       </w:r>
     </w:p>
     <w:p>
@@ -180,7 +193,7 @@
           <w:sz w:val="21"/>
           <w:szCs w:val="21"/>
         </w:rPr>
-        <w:t xml:space="preserve">附件:如附件清單(共【　】件)</w:t>
+        <w:t xml:space="preserve">附　　件:如附件清單(共【　】件)</w:t>
       </w:r>
     </w:p>
     <w:p>
@@ -457,7 +470,22 @@
           <w:sz w:val="21"/>
           <w:szCs w:val="21"/>
         </w:rPr>
-        <w:t xml:space="preserve">:本公司委任律師事務所</w:t>
+        <w:t xml:space="preserve">:輕車悠遊股份有限公司</w:t>
+      </w:r>
+    </w:p>
+    <w:p>
+      <w:pPr>
+        <w:spacing w:after="120" w:line="300"/>
+      </w:pPr>
+      <w:r>
+        <w:rPr>
+          <w:rFonts w:ascii="Microsoft JhengHei" w:cs="Microsoft JhengHei" w:eastAsia="Microsoft JhengHei" w:hAnsi="Microsoft JhengHei"/>
+          <w:b/>
+          <w:bCs/>
+          <w:sz w:val="21"/>
+          <w:szCs w:val="21"/>
+        </w:rPr>
+        <w:t xml:space="preserve">董事長　王迪立</w:t>
       </w:r>
     </w:p>
     <w:p>
@@ -682,10 +710,52 @@
       <w:r>
         <w:rPr>
           <w:rFonts w:ascii="Microsoft JhengHei" w:cs="Microsoft JhengHei" w:eastAsia="Microsoft JhengHei" w:hAnsi="Microsoft JhengHei"/>
-          <w:sz w:val="21"/>
-          <w:szCs w:val="21"/>
-        </w:rPr>
-        <w:t xml:space="preserve">發文字號暫編 1150904001,依實際發文日調整;發文日期填入。</w:t>
+          <w:b/>
+          <w:bCs/>
+          <w:sz w:val="21"/>
+          <w:szCs w:val="21"/>
+        </w:rPr>
+        <w:t xml:space="preserve">格式已改依公司範本</w:t>
+      </w:r>
+      <w:r>
+        <w:rPr>
+          <w:rFonts w:ascii="Microsoft JhengHei" w:cs="Microsoft JhengHei" w:eastAsia="Microsoft JhengHei" w:hAnsi="Microsoft JhengHei"/>
+          <w:sz w:val="21"/>
+          <w:szCs w:val="21"/>
+        </w:rPr>
+        <w:t xml:space="preserve">(115/9/6 業主指示,規範見 </w:t>
+      </w:r>
+      <w:r>
+        <w:rPr>
+          <w:rFonts w:ascii="Consolas" w:cs="Consolas" w:eastAsia="Consolas" w:hAnsi="Consolas"/>
+          <w:sz w:val="21"/>
+          <w:szCs w:val="21"/>
+        </w:rPr>
+        <w:t xml:space="preserve">縣府案件/範本/輕車函文格式規範.md</w:t>
+      </w:r>
+      <w:r>
+        <w:rPr>
+          <w:rFonts w:ascii="Microsoft JhengHei" w:cs="Microsoft JhengHei" w:eastAsia="Microsoft JhengHei" w:hAnsi="Microsoft JhengHei"/>
+          <w:sz w:val="21"/>
+          <w:szCs w:val="21"/>
+        </w:rPr>
+        <w:t xml:space="preserve">):正本框、字號「年月日-序號」、副本列輕車悠遊股份有限公司(存查聯)、末尾董事長王迪立署名、頁尾頁碼。發文字號與日期依實際發文日填入。Word 定稿建議以 </w:t>
+      </w:r>
+      <w:r>
+        <w:rPr>
+          <w:rFonts w:ascii="Consolas" w:cs="Consolas" w:eastAsia="Consolas" w:hAnsi="Consolas"/>
+          <w:sz w:val="21"/>
+          <w:szCs w:val="21"/>
+        </w:rPr>
+        <w:t xml:space="preserve">範本/輕車函文範本.doc</w:t>
+      </w:r>
+      <w:r>
+        <w:rPr>
+          <w:rFonts w:ascii="Microsoft JhengHei" w:cs="Microsoft JhengHei" w:eastAsia="Microsoft JhengHei" w:hAnsi="Microsoft JhengHei"/>
+          <w:sz w:val="21"/>
+          <w:szCs w:val="21"/>
+        </w:rPr>
+        <w:t xml:space="preserve"> 套版,簽名圖檔照文 20 定稿做法。</w:t>
       </w:r>
     </w:p>
     <w:p>
@@ -707,7 +777,7 @@
           <w:sz w:val="21"/>
           <w:szCs w:val="21"/>
         </w:rPr>
-        <w:t xml:space="preserve">副本欄發文前確認;不副知廉政署、監察院。</w:t>
+        <w:t xml:space="preserve">不副知廉政署、監察院;是否加列委任律師事務所為副本,由業主決定(範本預設不列)。</w:t>
       </w:r>
     </w:p>
     <w:p>

--- a/縣府案件/21_114年度財務報告補充說明_函稿.docx
+++ b/縣府案件/21_114年度財務報告補充說明_函稿.docx
@@ -236,7 +236,7 @@
           <w:b w:val="0"/>
           <w:sz w:val="24"/>
         </w:rPr>
-        <w:t>附　　件:114年度應付費用明細表一份、接管前後聘僱人員對照表一份。</w:t>
+        <w:t>附　　件:114年度應付費用明細表一份、接管前後聘僱人員對照表一份、勞動部勞工保險局投保單位被保險人名冊(保費年月103年1月)影本一份。</w:t>
       </w:r>
     </w:p>
     <w:p>
@@ -389,7 +389,7 @@
           <w:b w:val="0"/>
           <w:sz w:val="28"/>
         </w:rPr>
-        <w:t>(二)接管前聘僱人員之勞工保險投保紀錄,【已檢附勞動部勞工保險局投保單位被保險人名冊為佐/本公司刻正向勞動部勞工保險局調取投保單位被保險人名冊,取得後即補送 貴府】。</w:t>
+        <w:t>(二)接管前聘僱人員之勞工保險投保紀錄,檢附勞動部勞工保險局e化服務系統列印之「投保單位被保險人名冊」(保險證號01352696A,保費年月103年1月,被保險人33名)如附件3為佐;其餘接管前期間之名冊,本公司將依 貴府比對需要續行調取補送。</w:t>
       </w:r>
     </w:p>
     <w:p>

--- a/縣府案件/21_114年度財務報告補充說明_函稿.docx
+++ b/縣府案件/21_114年度財務報告補充說明_函稿.docx
@@ -394,6 +394,20 @@
     </w:p>
     <w:p>
       <w:pPr>
+        <w:spacing w:before="0" w:after="80" w:line="440" w:lineRule="exact"/>
+        <w:ind w:left="1361" w:hanging="624"/>
+      </w:pPr>
+      <w:r>
+        <w:rPr>
+          <w:rFonts w:ascii="標楷體" w:hAnsi="標楷體" w:eastAsia="標楷體"/>
+          <w:b w:val="0"/>
+          <w:sz w:val="28"/>
+        </w:rPr>
+        <w:t>(三)另就比對基礎併予敘明:本公司接管前營運期間為101年8月至105年8月,嗣因 貴府接管,營運中斷至111年10月31日始復業,接管前後相隔逾六年;期間基本工資歷經多次調升,物價水準及營運環境亦有變動,接管前後之人事成本與收入支出結構難以逕為同一基礎之比較,建請 貴府於比對時審酌上開時空差異。</w:t>
+      </w:r>
+    </w:p>
+    <w:p>
+      <w:pPr>
         <w:spacing w:before="0" w:after="40" w:line="440" w:lineRule="exact"/>
         <w:ind w:left="680" w:hanging="369"/>
       </w:pPr>
@@ -431,21 +445,7 @@
           <w:b w:val="0"/>
           <w:sz w:val="28"/>
         </w:rPr>
-        <w:t>(二)113年度溫泉取用費:本公司前以115年4月29日函承諾改以一次性全額繳納方式辦理,辦理情形:【已於115年○月○日全額繳納完竣/預計於115年○月○日前繳納】。</w:t>
-      </w:r>
-    </w:p>
-    <w:p>
-      <w:pPr>
-        <w:spacing w:before="0" w:after="80" w:line="440" w:lineRule="exact"/>
-        <w:ind w:left="1361" w:hanging="624"/>
-      </w:pPr>
-      <w:r>
-        <w:rPr>
-          <w:rFonts w:ascii="標楷體" w:hAnsi="標楷體" w:eastAsia="標楷體"/>
-          <w:b w:val="0"/>
-          <w:sz w:val="28"/>
-        </w:rPr>
-        <w:t>(三)本公司將持續提升營運效率及收入規模,優化財務體質,確保具備充足營運資金履行本OT契約義務。</w:t>
+        <w:t>(二)本公司將持續提升營運效率及收入規模,優化財務體質,確保具備充足營運資金履行本OT契約義務。</w:t>
       </w:r>
     </w:p>
     <w:p>
